--- a/thesis/build/thesis_full_supervisor_draft_FINAL.docx
+++ b/thesis/build/thesis_full_supervisor_draft_FINAL.docx
@@ -7066,7 +7066,7 @@
         <w:pStyle w:val="FirstParagraph"/>
       </w:pPr>
       <w:r>
-        <w:t xml:space="preserve">The production deployment runs as a single Railway project containing three services (Figure 2.3).</w:t>
+        <w:t xml:space="preserve">The production deployment runs as a single Railway project containing two application services (frontend and backend) plus a managed PostgreSQL add-on (Figure 2.3).</w:t>
       </w:r>
     </w:p>
     <w:p>
@@ -11093,7 +11093,7 @@
         <w:pStyle w:val="BodyText"/>
       </w:pPr>
       <w:r>
-        <w:t xml:space="preserve">A frontend control on the existing</w:t>
+        <w:t xml:space="preserve">The runtime toggle is exercised by issuing a POST request to the endpoint through any HTTP client, or through the auto-generated FastAPI documentation page at</w:t>
       </w:r>
       <w:r>
         <w:t xml:space="preserve"> </w:t>
@@ -11102,25 +11102,10 @@
         <w:rPr>
           <w:rStyle w:val="VerbatimChar"/>
         </w:rPr>
-        <w:t xml:space="preserve">/admin</w:t>
-      </w:r>
-      <w:r>
-        <w:t xml:space="preserve"> </w:t>
-      </w:r>
-      <w:r>
-        <w:t xml:space="preserve">route is wired to the same endpoint, so an authenticated administrator can flip the scoring mode at runtime through the user interface during a live demonstration; the same operation can also be performed by issuing the POST request through any HTTP client (or via the auto-generated FastAPI documentation page at</w:t>
-      </w:r>
-      <w:r>
-        <w:t xml:space="preserve"> </w:t>
-      </w:r>
-      <w:r>
-        <w:rPr>
-          <w:rStyle w:val="VerbatimChar"/>
-        </w:rPr>
         <w:t xml:space="preserve">/api/v1/docs</w:t>
       </w:r>
       <w:r>
-        <w:t xml:space="preserve">). The new mode is applied to the next analytical request without any further action from the operator. Direct visual capture of the administrative toggle interface is omitted from Appendix C; the runtime-toggle mechanism is documented through the source listing in Appendix A.3 and through the comparative study reported in Section 4.3, which exercises both scoring modes end-to-end on the synthetic evaluation set.</w:t>
+        <w:t xml:space="preserve">, by an authenticated administrator. The new mode is applied to the next analytical request without any further action from the operator. Direct visual capture of the administrative toggle interface is omitted from Appendix C; the runtime-toggle mechanism is documented through the source listing in Appendix A.3 and through the comparative study reported in Section 4.3, which exercises both scoring modes end-to-end on the synthetic evaluation set.</w:t>
       </w:r>
     </w:p>
     <w:bookmarkEnd w:id="89"/>
@@ -15242,7 +15227,7 @@
         <w:pStyle w:val="FirstParagraph"/>
       </w:pPr>
       <w:r>
-        <w:t xml:space="preserve">Three limitations of the work were stated in Chapter 4 and are repeated here for completeness.</w:t>
+        <w:t xml:space="preserve">The limitations of the work stated in Chapter 4 are repeated here for completeness.</w:t>
       </w:r>
     </w:p>
     <w:p>
@@ -15395,7 +15380,7 @@
         <w:pStyle w:val="FirstParagraph"/>
       </w:pPr>
       <w:r>
-        <w:t xml:space="preserve">Three directions for future work follow naturally from the limitations and from the architecture described in Chapter 2.</w:t>
+        <w:t xml:space="preserve">Future-work directions follow naturally from the limitations and from the architecture described in Chapter 2.</w:t>
       </w:r>
     </w:p>
     <w:p>
@@ -15517,13 +15502,13 @@
           <w:b/>
           <w:bCs/>
         </w:rPr>
-        <w:t xml:space="preserve">Validity-threat closure that has already happened.</w:t>
-      </w:r>
-      <w:r>
-        <w:t xml:space="preserve"> </w:t>
-      </w:r>
-      <w:r>
-        <w:t xml:space="preserve">Three measurements that the original Stage F draft of this chapter listed as future work have since been completed in the Stage G+ APD-round revision and are now reported inline in Chapter 4. The</w:t>
+        <w:t xml:space="preserve">Validity-threat closure reported in Chapter 4.</w:t>
+      </w:r>
+      <w:r>
+        <w:t xml:space="preserve"> </w:t>
+      </w:r>
+      <w:r>
+        <w:t xml:space="preserve">Three measurements address threats T1, T2, and T3 of Section 4.1.4, and their numerical results are reported inline in Chapter 4. The</w:t>
       </w:r>
       <w:r>
         <w:t xml:space="preserve"> </w:t>
@@ -15539,7 +15524,7 @@
         <w:t xml:space="preserve"> </w:t>
       </w:r>
       <w:r>
-        <w:t xml:space="preserve">per pair, recovered post-hoc from the locked-payload identity rather than from a second LLM rerun, is reported in Section 4.3.1’ and addresses threat T2 of Section 4.1.4 (</w:t>
+        <w:t xml:space="preserve">per pair, recovered post-hoc from the locked-payload identity rather than from a second LLM rerun, is reported in Section 4.3.1’ and addresses threat T2 (</w:t>
       </w:r>
       <w:r>
         <w:rPr>
@@ -15624,23 +15609,7 @@
         <w:t xml:space="preserve"> </w:t>
       </w:r>
       <w:r>
-        <w:t xml:space="preserve">characterisation in Section 4.4 in place of the weaker</w:t>
-      </w:r>
-      <w:r>
-        <w:t xml:space="preserve"> </w:t>
-      </w:r>
-      <w:r>
-        <w:rPr>
-          <w:i/>
-          <w:iCs/>
-        </w:rPr>
-        <w:t xml:space="preserve">moderate-to-useful</w:t>
-      </w:r>
-      <w:r>
-        <w:t xml:space="preserve"> </w:t>
-      </w:r>
-      <w:r>
-        <w:t xml:space="preserve">phrasing the leakage-version draft supported.</w:t>
+        <w:t xml:space="preserve">characterisation in Section 4.4.</w:t>
       </w:r>
     </w:p>
     <w:p>
@@ -16568,13 +16537,10 @@
           <w:i/>
           <w:iCs/>
         </w:rPr>
-        <w:t xml:space="preserve">Proceedings of the 2020 Conference on Fairness, Accountability, and Transparency (FAT</w:t>
-      </w:r>
-      <w:r>
-        <w:t xml:space="preserve"> </w:t>
-      </w:r>
-      <w:r>
-        <w:t xml:space="preserve">’20)*, 2020, pp. 469–481. https://doi.org/10.1145/3351095.3372828</w:t>
+        <w:t xml:space="preserve">Proceedings of the 2020 Conference on Fairness, Accountability, and Transparency (FAccT ’20)</w:t>
+      </w:r>
+      <w:r>
+        <w:t xml:space="preserve">, 2020, pp. 469–481. https://doi.org/10.1145/3351095.3372828</w:t>
       </w:r>
     </w:p>
     <w:p>
